--- a/cortexskills/deliverables/Guide_Installation_Docker_Runtime_Customer_Linux_CortexSkills_FR.docx
+++ b/cortexskills/deliverables/Guide_Installation_Docker_Runtime_Customer_Linux_CortexSkills_FR.docx
@@ -140,7 +140,7 @@
           <w:sz w:val="20"/>
           <w:szCs w:val="20"/>
         </w:rPr>
-        <w:t>Version 1.15.0 · 2026-10-16</w:t>
+        <w:t>Version 1.15.1 · 2026-10-16</w:t>
       </w:r>
     </w:p>
     <w:p>
@@ -225,7 +225,7 @@
             </w:rPr>
             <w:fldChar w:fldCharType="separate"/>
           </w:r>
-          <w:hyperlink w:anchor="__RefHeading___Toc1092_316774843">
+          <w:hyperlink w:anchor="__RefHeading___Toc1092_3877049631">
             <w:r>
               <w:rPr>
                 <w:rStyle w:val="IndexLink"/>
@@ -245,7 +245,7 @@
             </w:tabs>
             <w:rPr/>
           </w:pPr>
-          <w:hyperlink w:anchor="__RefHeading___Toc1094_316774843">
+          <w:hyperlink w:anchor="__RefHeading___Toc1094_3877049631">
             <w:r>
               <w:rPr>
                 <w:rStyle w:val="IndexLink"/>
@@ -265,7 +265,7 @@
             </w:tabs>
             <w:rPr/>
           </w:pPr>
-          <w:hyperlink w:anchor="__RefHeading___Toc1096_316774843">
+          <w:hyperlink w:anchor="__RefHeading___Toc1096_3877049631">
             <w:r>
               <w:rPr>
                 <w:rStyle w:val="IndexLink"/>
@@ -285,7 +285,7 @@
             </w:tabs>
             <w:rPr/>
           </w:pPr>
-          <w:hyperlink w:anchor="__RefHeading___Toc1098_316774843">
+          <w:hyperlink w:anchor="__RefHeading___Toc1098_3877049631">
             <w:r>
               <w:rPr>
                 <w:rStyle w:val="IndexLink"/>
@@ -305,7 +305,7 @@
             </w:tabs>
             <w:rPr/>
           </w:pPr>
-          <w:hyperlink w:anchor="__RefHeading___Toc1100_316774843">
+          <w:hyperlink w:anchor="__RefHeading___Toc1100_3877049631">
             <w:r>
               <w:rPr>
                 <w:rStyle w:val="IndexLink"/>
@@ -325,7 +325,7 @@
             </w:tabs>
             <w:rPr/>
           </w:pPr>
-          <w:hyperlink w:anchor="__RefHeading___Toc1102_316774843">
+          <w:hyperlink w:anchor="__RefHeading___Toc1102_3877049631">
             <w:r>
               <w:rPr>
                 <w:rStyle w:val="IndexLink"/>
@@ -345,7 +345,7 @@
             </w:tabs>
             <w:rPr/>
           </w:pPr>
-          <w:hyperlink w:anchor="__RefHeading___Toc1104_316774843">
+          <w:hyperlink w:anchor="__RefHeading___Toc1104_3877049631">
             <w:r>
               <w:rPr>
                 <w:rStyle w:val="IndexLink"/>
@@ -365,7 +365,7 @@
             </w:tabs>
             <w:rPr/>
           </w:pPr>
-          <w:hyperlink w:anchor="__RefHeading___Toc1106_316774843">
+          <w:hyperlink w:anchor="__RefHeading___Toc1106_3877049631">
             <w:r>
               <w:rPr>
                 <w:rStyle w:val="IndexLink"/>
@@ -385,7 +385,7 @@
             </w:tabs>
             <w:rPr/>
           </w:pPr>
-          <w:hyperlink w:anchor="__RefHeading___Toc1108_316774843">
+          <w:hyperlink w:anchor="__RefHeading___Toc1108_3877049631">
             <w:r>
               <w:rPr>
                 <w:rStyle w:val="IndexLink"/>
@@ -405,7 +405,7 @@
             </w:tabs>
             <w:rPr/>
           </w:pPr>
-          <w:hyperlink w:anchor="__RefHeading___Toc1110_316774843">
+          <w:hyperlink w:anchor="__RefHeading___Toc1110_3877049631">
             <w:r>
               <w:rPr>
                 <w:rStyle w:val="IndexLink"/>
@@ -425,7 +425,7 @@
             </w:tabs>
             <w:rPr/>
           </w:pPr>
-          <w:hyperlink w:anchor="__RefHeading___Toc1112_316774843">
+          <w:hyperlink w:anchor="__RefHeading___Toc1112_3877049631">
             <w:r>
               <w:rPr>
                 <w:rStyle w:val="IndexLink"/>
@@ -445,7 +445,7 @@
             </w:tabs>
             <w:rPr/>
           </w:pPr>
-          <w:hyperlink w:anchor="__RefHeading___Toc1114_316774843">
+          <w:hyperlink w:anchor="__RefHeading___Toc1114_3877049631">
             <w:r>
               <w:rPr>
                 <w:rStyle w:val="IndexLink"/>
@@ -465,7 +465,7 @@
             </w:tabs>
             <w:rPr/>
           </w:pPr>
-          <w:hyperlink w:anchor="__RefHeading___Toc1116_316774843">
+          <w:hyperlink w:anchor="__RefHeading___Toc1116_3877049631">
             <w:r>
               <w:rPr>
                 <w:rStyle w:val="IndexLink"/>
@@ -485,7 +485,7 @@
             </w:tabs>
             <w:rPr/>
           </w:pPr>
-          <w:hyperlink w:anchor="__RefHeading___Toc1118_316774843">
+          <w:hyperlink w:anchor="__RefHeading___Toc1118_3877049631">
             <w:r>
               <w:rPr>
                 <w:rStyle w:val="IndexLink"/>
@@ -505,7 +505,7 @@
             </w:tabs>
             <w:rPr/>
           </w:pPr>
-          <w:hyperlink w:anchor="__RefHeading___Toc1120_316774843">
+          <w:hyperlink w:anchor="__RefHeading___Toc1120_3877049631">
             <w:r>
               <w:rPr>
                 <w:rStyle w:val="IndexLink"/>
@@ -525,7 +525,7 @@
             </w:tabs>
             <w:rPr/>
           </w:pPr>
-          <w:hyperlink w:anchor="__RefHeading___Toc1122_316774843">
+          <w:hyperlink w:anchor="__RefHeading___Toc1122_3877049631">
             <w:r>
               <w:rPr>
                 <w:rStyle w:val="IndexLink"/>
@@ -545,7 +545,7 @@
             </w:tabs>
             <w:rPr/>
           </w:pPr>
-          <w:hyperlink w:anchor="__RefHeading___Toc1124_316774843">
+          <w:hyperlink w:anchor="__RefHeading___Toc1124_3877049631">
             <w:r>
               <w:rPr>
                 <w:rStyle w:val="IndexLink"/>
@@ -565,7 +565,7 @@
             </w:tabs>
             <w:rPr/>
           </w:pPr>
-          <w:hyperlink w:anchor="__RefHeading___Toc1126_316774843">
+          <w:hyperlink w:anchor="__RefHeading___Toc1126_3877049631">
             <w:r>
               <w:rPr>
                 <w:rStyle w:val="IndexLink"/>
@@ -585,7 +585,7 @@
             </w:tabs>
             <w:rPr/>
           </w:pPr>
-          <w:hyperlink w:anchor="__RefHeading___Toc1128_316774843">
+          <w:hyperlink w:anchor="__RefHeading___Toc1128_3877049631">
             <w:r>
               <w:rPr>
                 <w:rStyle w:val="IndexLink"/>
@@ -605,7 +605,7 @@
             </w:tabs>
             <w:rPr/>
           </w:pPr>
-          <w:hyperlink w:anchor="__RefHeading___Toc1130_316774843">
+          <w:hyperlink w:anchor="__RefHeading___Toc1130_3877049631">
             <w:r>
               <w:rPr>
                 <w:rStyle w:val="IndexLink"/>
@@ -625,7 +625,7 @@
             </w:tabs>
             <w:rPr/>
           </w:pPr>
-          <w:hyperlink w:anchor="__RefHeading___Toc1132_316774843">
+          <w:hyperlink w:anchor="__RefHeading___Toc1132_3877049631">
             <w:r>
               <w:rPr>
                 <w:rStyle w:val="IndexLink"/>
@@ -645,7 +645,7 @@
             </w:tabs>
             <w:rPr/>
           </w:pPr>
-          <w:hyperlink w:anchor="__RefHeading___Toc1134_316774843">
+          <w:hyperlink w:anchor="__RefHeading___Toc1134_3877049631">
             <w:r>
               <w:rPr>
                 <w:rStyle w:val="IndexLink"/>
@@ -665,7 +665,7 @@
             </w:tabs>
             <w:rPr/>
           </w:pPr>
-          <w:hyperlink w:anchor="__RefHeading___Toc1136_316774843">
+          <w:hyperlink w:anchor="__RefHeading___Toc1136_3877049631">
             <w:r>
               <w:rPr>
                 <w:rStyle w:val="IndexLink"/>
@@ -685,7 +685,7 @@
             </w:tabs>
             <w:rPr/>
           </w:pPr>
-          <w:hyperlink w:anchor="__RefHeading___Toc1138_316774843">
+          <w:hyperlink w:anchor="__RefHeading___Toc1138_3877049631">
             <w:r>
               <w:rPr>
                 <w:rStyle w:val="IndexLink"/>
@@ -705,7 +705,7 @@
             </w:tabs>
             <w:rPr/>
           </w:pPr>
-          <w:hyperlink w:anchor="__RefHeading___Toc1140_316774843">
+          <w:hyperlink w:anchor="__RefHeading___Toc1140_3877049631">
             <w:r>
               <w:rPr>
                 <w:rStyle w:val="IndexLink"/>
@@ -725,7 +725,7 @@
             </w:tabs>
             <w:rPr/>
           </w:pPr>
-          <w:hyperlink w:anchor="__RefHeading___Toc1142_316774843">
+          <w:hyperlink w:anchor="__RefHeading___Toc1142_3877049631">
             <w:r>
               <w:rPr>
                 <w:rStyle w:val="IndexLink"/>
@@ -769,7 +769,7 @@
         <w:spacing w:before="0" w:after="240"/>
         <w:rPr/>
       </w:pPr>
-      <w:bookmarkStart w:id="0" w:name="__RefHeading___Toc1092_316774843"/>
+      <w:bookmarkStart w:id="0" w:name="__RefHeading___Toc1092_3877049631"/>
       <w:bookmarkEnd w:id="0"/>
       <w:r>
         <w:rPr>
@@ -943,7 +943,7 @@
                 <w:sz w:val="18"/>
                 <w:szCs w:val="18"/>
               </w:rPr>
-              <w:t>L’application (serveur et écrans web), image cortexskills-client:1.15.0 chargée depuis l’archive livrée. Elle s’exécute avec un utilisateur sans privilège, sur un système de fichiers en lecture seule.</w:t>
+              <w:t>L’application (serveur et écrans web), image cortexskills-client:1.15.1 chargée depuis l’archive livrée. Elle s’exécute avec un utilisateur sans privilège, sur un système de fichiers en lecture seule.</w:t>
             </w:r>
           </w:p>
         </w:tc>
@@ -1344,7 +1344,7 @@
         <w:spacing w:before="320" w:after="120"/>
         <w:rPr/>
       </w:pPr>
-      <w:bookmarkStart w:id="1" w:name="__RefHeading___Toc1094_316774843"/>
+      <w:bookmarkStart w:id="1" w:name="__RefHeading___Toc1094_3877049631"/>
       <w:bookmarkEnd w:id="1"/>
       <w:r>
         <w:rPr>
@@ -1505,7 +1505,7 @@
       <w:r>
         <w:br w:type="page"/>
       </w:r>
-      <w:bookmarkStart w:id="2" w:name="__RefHeading___Toc1096_316774843"/>
+      <w:bookmarkStart w:id="2" w:name="__RefHeading___Toc1096_3877049631"/>
       <w:bookmarkEnd w:id="2"/>
       <w:r>
         <w:rPr>
@@ -1526,7 +1526,7 @@
         <w:spacing w:before="320" w:after="120"/>
         <w:rPr/>
       </w:pPr>
-      <w:bookmarkStart w:id="3" w:name="__RefHeading___Toc1098_316774843"/>
+      <w:bookmarkStart w:id="3" w:name="__RefHeading___Toc1098_3877049631"/>
       <w:bookmarkEnd w:id="3"/>
       <w:r>
         <w:rPr>
@@ -2137,7 +2137,7 @@
         <w:spacing w:before="320" w:after="120"/>
         <w:rPr/>
       </w:pPr>
-      <w:bookmarkStart w:id="4" w:name="__RefHeading___Toc1100_316774843"/>
+      <w:bookmarkStart w:id="4" w:name="__RefHeading___Toc1100_3877049631"/>
       <w:bookmarkEnd w:id="4"/>
       <w:r>
         <w:rPr>
@@ -2567,7 +2567,7 @@
         <w:spacing w:before="320" w:after="120"/>
         <w:rPr/>
       </w:pPr>
-      <w:bookmarkStart w:id="5" w:name="__RefHeading___Toc1102_316774843"/>
+      <w:bookmarkStart w:id="5" w:name="__RefHeading___Toc1102_3877049631"/>
       <w:bookmarkEnd w:id="5"/>
       <w:r>
         <w:rPr>
@@ -2694,7 +2694,7 @@
                 <w:sz w:val="18"/>
                 <w:szCs w:val="18"/>
               </w:rPr>
-              <w:t>Docker_Runtime_Customer_Linux_CortexSkills_1.15.0.zip</w:t>
+              <w:t>Docker_Runtime_Customer_Linux_CortexSkills_1.15.1.zip</w:t>
             </w:r>
           </w:p>
         </w:tc>
@@ -2759,7 +2759,7 @@
                 <w:sz w:val="18"/>
                 <w:szCs w:val="18"/>
               </w:rPr>
-              <w:t>Docker_Runtime_Customer_Linux_CortexSkills_1.15.0.zip.part00 … part04</w:t>
+              <w:t>Docker_Runtime_Customer_Linux_CortexSkills_1.15.1.zip.part00 … part04</w:t>
             </w:r>
           </w:p>
         </w:tc>
@@ -2824,7 +2824,7 @@
                 <w:sz w:val="18"/>
                 <w:szCs w:val="18"/>
               </w:rPr>
-              <w:t>Docker_Runtime_Customer_Linux_CortexSkills_1.15.0.zip.sha256</w:t>
+              <w:t>Docker_Runtime_Customer_Linux_CortexSkills_1.15.1.zip.sha256</w:t>
             </w:r>
           </w:p>
         </w:tc>
@@ -3067,7 +3067,7 @@
       <w:r>
         <w:br w:type="page"/>
       </w:r>
-      <w:bookmarkStart w:id="6" w:name="__RefHeading___Toc1104_316774843"/>
+      <w:bookmarkStart w:id="6" w:name="__RefHeading___Toc1104_3877049631"/>
       <w:bookmarkEnd w:id="6"/>
       <w:r>
         <w:rPr>
@@ -3211,7 +3211,7 @@
         <w:spacing w:before="0" w:after="240"/>
         <w:rPr/>
       </w:pPr>
-      <w:bookmarkStart w:id="7" w:name="__RefHeading___Toc1106_316774843"/>
+      <w:bookmarkStart w:id="7" w:name="__RefHeading___Toc1106_3877049631"/>
       <w:bookmarkEnd w:id="7"/>
       <w:r>
         <w:rPr>
@@ -3264,7 +3264,7 @@
           <w:sz w:val="18"/>
           <w:szCs w:val="18"/>
         </w:rPr>
-        <w:t>cp Docker_Runtime_Customer_Linux_CortexSkills_1.15.0.zip* /opt/cortexskills/ &amp;&amp; cd /opt/cortexskills</w:t>
+        <w:t>cp Docker_Runtime_Customer_Linux_CortexSkills_1.15.1.zip* /opt/cortexskills/ &amp;&amp; cd /opt/cortexskills</w:t>
       </w:r>
     </w:p>
     <w:p>
@@ -3306,7 +3306,7 @@
           <w:sz w:val="18"/>
           <w:szCs w:val="18"/>
         </w:rPr>
-        <w:t>cat Docker_Runtime_Customer_Linux_CortexSkills_1.15.0.zip.part* &gt; Docker_Runtime_Customer_Linux_CortexSkills_1.15.0.zip</w:t>
+        <w:t>cat Docker_Runtime_Customer_Linux_CortexSkills_1.15.1.zip.part* &gt; Docker_Runtime_Customer_Linux_CortexSkills_1.15.1.zip</w:t>
       </w:r>
     </w:p>
     <w:p>
@@ -3327,7 +3327,7 @@
           <w:sz w:val="18"/>
           <w:szCs w:val="18"/>
         </w:rPr>
-        <w:t>sha256sum -c Docker_Runtime_Customer_Linux_CortexSkills_1.15.0.zip.sha256          # doit répondre : Docker_Runtime_Customer_Linux_CortexSkills_1.15.0.zip: OK</w:t>
+        <w:t>sha256sum -c Docker_Runtime_Customer_Linux_CortexSkills_1.15.1.zip.sha256          # doit répondre : Docker_Runtime_Customer_Linux_CortexSkills_1.15.1.zip: OK</w:t>
       </w:r>
     </w:p>
     <w:p>
@@ -3348,7 +3348,7 @@
           <w:sz w:val="18"/>
           <w:szCs w:val="18"/>
         </w:rPr>
-        <w:t>unzip Docker_Runtime_Customer_Linux_CortexSkills_1.15.0.zip &amp;&amp; cd Docker_Runtime_Customer_Linux_CortexSkills_1.15.0</w:t>
+        <w:t>unzip Docker_Runtime_Customer_Linux_CortexSkills_1.15.1.zip &amp;&amp; cd Docker_Runtime_Customer_Linux_CortexSkills_1.15.1</w:t>
       </w:r>
     </w:p>
     <w:p>
@@ -3502,7 +3502,7 @@
                 <w:sz w:val="18"/>
                 <w:szCs w:val="18"/>
               </w:rPr>
-              <w:t>Docker_Image_Runtime_Customer_CortexSkills_1.15.0.tar.gz</w:t>
+              <w:t>Docker_Image_Runtime_Customer_CortexSkills_1.15.1.tar.gz</w:t>
             </w:r>
           </w:p>
         </w:tc>
@@ -4070,7 +4070,7 @@
       <w:r>
         <w:br w:type="page"/>
       </w:r>
-      <w:bookmarkStart w:id="8" w:name="__RefHeading___Toc1108_316774843"/>
+      <w:bookmarkStart w:id="8" w:name="__RefHeading___Toc1108_3877049631"/>
       <w:bookmarkEnd w:id="8"/>
       <w:r>
         <w:rPr>
@@ -5583,7 +5583,7 @@
       <w:r>
         <w:br w:type="page"/>
       </w:r>
-      <w:bookmarkStart w:id="9" w:name="__RefHeading___Toc1110_316774843"/>
+      <w:bookmarkStart w:id="9" w:name="__RefHeading___Toc1110_3877049631"/>
       <w:bookmarkEnd w:id="9"/>
       <w:r>
         <w:rPr>
@@ -6338,7 +6338,7 @@
         <w:spacing w:before="0" w:after="240"/>
         <w:rPr/>
       </w:pPr>
-      <w:bookmarkStart w:id="10" w:name="__RefHeading___Toc1112_316774843"/>
+      <w:bookmarkStart w:id="10" w:name="__RefHeading___Toc1112_3877049631"/>
       <w:bookmarkEnd w:id="10"/>
       <w:r>
         <w:rPr>
@@ -6370,7 +6370,7 @@
           <w:sz w:val="18"/>
           <w:szCs w:val="18"/>
         </w:rPr>
-        <w:t>docker load -i Docker_Image_Runtime_Customer_CortexSkills_1.15.0.tar.gz       # 1 à 2 minutes ; aucun accès Internet</w:t>
+        <w:t>docker load -i Docker_Image_Runtime_Customer_CortexSkills_1.15.1.tar.gz       # 1 à 2 minutes ; aucun accès Internet</w:t>
       </w:r>
     </w:p>
     <w:p>
@@ -6513,7 +6513,7 @@
           <w:sz w:val="18"/>
           <w:szCs w:val="18"/>
         </w:rPr>
-        <w:t>{"status":"ok","initialized":true,"mode":"onprem","version":"1.15.0","demoAccounts":false}</w:t>
+        <w:t>{"status":"ok","initialized":true,"mode":"onprem","version":"1.15.1","demoAccounts":false}</w:t>
       </w:r>
     </w:p>
     <w:p>
@@ -6693,7 +6693,7 @@
         <w:spacing w:before="320" w:after="120"/>
         <w:rPr/>
       </w:pPr>
-      <w:bookmarkStart w:id="11" w:name="__RefHeading___Toc1114_316774843"/>
+      <w:bookmarkStart w:id="11" w:name="__RefHeading___Toc1114_3877049631"/>
       <w:bookmarkEnd w:id="11"/>
       <w:r>
         <w:rPr>
@@ -9684,7 +9684,7 @@
       <w:r>
         <w:br w:type="page"/>
       </w:r>
-      <w:bookmarkStart w:id="12" w:name="__RefHeading___Toc1116_316774843"/>
+      <w:bookmarkStart w:id="12" w:name="__RefHeading___Toc1116_3877049631"/>
       <w:bookmarkEnd w:id="12"/>
       <w:r>
         <w:rPr>
@@ -10264,7 +10264,7 @@
         <w:spacing w:before="0" w:after="240"/>
         <w:rPr/>
       </w:pPr>
-      <w:bookmarkStart w:id="13" w:name="__RefHeading___Toc1118_316774843"/>
+      <w:bookmarkStart w:id="13" w:name="__RefHeading___Toc1118_3877049631"/>
       <w:bookmarkEnd w:id="13"/>
       <w:r>
         <w:rPr>
@@ -10415,7 +10415,7 @@
           <w:sz w:val="18"/>
           <w:szCs w:val="18"/>
         </w:rPr>
-        <w:t>cp ~/L-0012_v1_Votre_entreprise.lic /opt/cortexskills/Docker_Runtime_Customer_Linux_CortexSkills_1.15.0/licence/ &amp;&amp; chmod 644 /opt/cortexskills/Docker_Runtime_Customer_Linux_CortexSkills_1.15.0/licence/*.lic</w:t>
+        <w:t>cp ~/L-0012_v1_Votre_entreprise.lic /opt/cortexskills/Docker_Runtime_Customer_Linux_CortexSkills_1.15.1/licence/ &amp;&amp; chmod 644 /opt/cortexskills/Docker_Runtime_Customer_Linux_CortexSkills_1.15.1/licence/*.lic</w:t>
       </w:r>
     </w:p>
     <w:p>
@@ -10595,7 +10595,7 @@
         <w:spacing w:before="320" w:after="120"/>
         <w:rPr/>
       </w:pPr>
-      <w:bookmarkStart w:id="14" w:name="__RefHeading___Toc1120_316774843"/>
+      <w:bookmarkStart w:id="14" w:name="__RefHeading___Toc1120_3877049631"/>
       <w:bookmarkEnd w:id="14"/>
       <w:r>
         <w:rPr>
@@ -10658,7 +10658,7 @@
         <w:spacing w:before="320" w:after="120"/>
         <w:rPr/>
       </w:pPr>
-      <w:bookmarkStart w:id="15" w:name="__RefHeading___Toc1122_316774843"/>
+      <w:bookmarkStart w:id="15" w:name="__RefHeading___Toc1122_3877049631"/>
       <w:bookmarkEnd w:id="15"/>
       <w:r>
         <w:rPr>
@@ -10764,7 +10764,7 @@
         <w:spacing w:before="320" w:after="120"/>
         <w:rPr/>
       </w:pPr>
-      <w:bookmarkStart w:id="16" w:name="__RefHeading___Toc1124_316774843"/>
+      <w:bookmarkStart w:id="16" w:name="__RefHeading___Toc1124_3877049631"/>
       <w:bookmarkEnd w:id="16"/>
       <w:r>
         <w:rPr>
@@ -10850,7 +10850,7 @@
         <w:spacing w:before="0" w:after="240"/>
         <w:rPr/>
       </w:pPr>
-      <w:bookmarkStart w:id="17" w:name="__RefHeading___Toc1126_316774843"/>
+      <w:bookmarkStart w:id="17" w:name="__RefHeading___Toc1126_3877049631"/>
       <w:bookmarkEnd w:id="17"/>
       <w:r>
         <w:rPr>
@@ -10871,7 +10871,7 @@
         <w:spacing w:before="320" w:after="120"/>
         <w:rPr/>
       </w:pPr>
-      <w:bookmarkStart w:id="18" w:name="__RefHeading___Toc1128_316774843"/>
+      <w:bookmarkStart w:id="18" w:name="__RefHeading___Toc1128_3877049631"/>
       <w:bookmarkEnd w:id="18"/>
       <w:r>
         <w:rPr>
@@ -11318,7 +11318,7 @@
         <w:spacing w:before="320" w:after="120"/>
         <w:rPr/>
       </w:pPr>
-      <w:bookmarkStart w:id="19" w:name="__RefHeading___Toc1130_316774843"/>
+      <w:bookmarkStart w:id="19" w:name="__RefHeading___Toc1130_3877049631"/>
       <w:bookmarkEnd w:id="19"/>
       <w:r>
         <w:rPr>
@@ -11440,7 +11440,7 @@
         <w:spacing w:before="320" w:after="120"/>
         <w:rPr/>
       </w:pPr>
-      <w:bookmarkStart w:id="20" w:name="__RefHeading___Toc1132_316774843"/>
+      <w:bookmarkStart w:id="20" w:name="__RefHeading___Toc1132_3877049631"/>
       <w:bookmarkEnd w:id="20"/>
       <w:r>
         <w:rPr>
@@ -11562,7 +11562,7 @@
         <w:spacing w:before="320" w:after="120"/>
         <w:rPr/>
       </w:pPr>
-      <w:bookmarkStart w:id="21" w:name="__RefHeading___Toc1134_316774843"/>
+      <w:bookmarkStart w:id="21" w:name="__RefHeading___Toc1134_3877049631"/>
       <w:bookmarkEnd w:id="21"/>
       <w:r>
         <w:rPr>
@@ -11688,7 +11688,7 @@
         <w:spacing w:before="320" w:after="120"/>
         <w:rPr/>
       </w:pPr>
-      <w:bookmarkStart w:id="22" w:name="__RefHeading___Toc1136_316774843"/>
+      <w:bookmarkStart w:id="22" w:name="__RefHeading___Toc1136_3877049631"/>
       <w:bookmarkEnd w:id="22"/>
       <w:r>
         <w:rPr>
@@ -11731,7 +11731,7 @@
         <w:spacing w:before="0" w:after="240"/>
         <w:rPr/>
       </w:pPr>
-      <w:bookmarkStart w:id="23" w:name="__RefHeading___Toc1138_316774843"/>
+      <w:bookmarkStart w:id="23" w:name="__RefHeading___Toc1138_3877049631"/>
       <w:bookmarkEnd w:id="23"/>
       <w:r>
         <w:rPr>
@@ -11857,7 +11857,7 @@
         <w:spacing w:before="0" w:after="240"/>
         <w:rPr/>
       </w:pPr>
-      <w:bookmarkStart w:id="24" w:name="__RefHeading___Toc1140_316774843"/>
+      <w:bookmarkStart w:id="24" w:name="__RefHeading___Toc1140_3877049631"/>
       <w:bookmarkEnd w:id="24"/>
       <w:r>
         <w:rPr>
@@ -12645,7 +12645,7 @@
                 <w:sz w:val="16"/>
                 <w:szCs w:val="16"/>
               </w:rPr>
-              <w:t>docker load -i Docker_Image_Runtime_Customer_CortexSkills_1.15.0.tar.gz</w:t>
+              <w:t>docker load -i Docker_Image_Runtime_Customer_CortexSkills_1.15.1.tar.gz</w:t>
             </w:r>
           </w:p>
         </w:tc>
@@ -13328,7 +13328,7 @@
       <w:r>
         <w:br w:type="page"/>
       </w:r>
-      <w:bookmarkStart w:id="25" w:name="__RefHeading___Toc1142_316774843"/>
+      <w:bookmarkStart w:id="25" w:name="__RefHeading___Toc1142_3877049631"/>
       <w:bookmarkEnd w:id="25"/>
       <w:r>
         <w:rPr>
@@ -13576,7 +13576,7 @@
         <w:sz w:val="16"/>
         <w:szCs w:val="16"/>
       </w:rPr>
-      <w:t>CortexSkills 1.15.0 · Guide d’installation — client — Linux</w:t>
+      <w:t>CortexSkills 1.15.1 · Guide d’installation — client — Linux</w:t>
     </w:r>
   </w:p>
 </w:hdr>
